--- a/mysql/Mysql_Liunx/Mysql命令详解.docx
+++ b/mysql/Mysql_Liunx/Mysql命令详解.docx
@@ -380,17 +380,11 @@
     <w:p>
       <w:pPr>
         <w:ind w:firstLineChars="0" w:firstLine="0"/>
-        <w:rPr>
-          <w:rFonts w:hint="eastAsia"/>
-        </w:rPr>
       </w:pPr>
     </w:p>
     <w:p>
       <w:pPr>
         <w:pStyle w:val="3"/>
-        <w:rPr>
-          <w:rFonts w:hint="eastAsia"/>
-        </w:rPr>
       </w:pPr>
       <w:r>
         <w:rPr>
@@ -475,7 +469,6 @@
       <w:pPr>
         <w:ind w:firstLine="480"/>
         <w:rPr>
-          <w:rFonts w:hint="eastAsia"/>
           <w:shd w:val="clear" w:color="auto" w:fill="FFFFFF"/>
         </w:rPr>
       </w:pPr>
@@ -551,7 +544,6 @@
       <w:pPr>
         <w:ind w:firstLine="440"/>
         <w:rPr>
-          <w:rFonts w:hint="eastAsia"/>
           <w:sz w:val="22"/>
           <w:shd w:val="clear" w:color="auto" w:fill="FFFFFF"/>
         </w:rPr>
@@ -859,7 +851,15 @@
           <w:color w:val="4D4D4D"/>
           <w:shd w:val="clear" w:color="auto" w:fill="FFFFFF"/>
         </w:rPr>
-        <w:t>'用户名</w:t>
+        <w:t>'用户名'</w:t>
+      </w:r>
+      <w:r>
+        <w:rPr>
+          <w:rFonts w:ascii="微软雅黑" w:eastAsia="微软雅黑" w:hAnsi="微软雅黑"/>
+          <w:color w:val="4D4D4D"/>
+          <w:shd w:val="clear" w:color="auto" w:fill="FFFFFF"/>
+        </w:rPr>
+        <w:t>@</w:t>
       </w:r>
       <w:r>
         <w:rPr>
@@ -867,7 +867,7 @@
           <w:color w:val="4D4D4D"/>
           <w:shd w:val="clear" w:color="auto" w:fill="FFFFFF"/>
         </w:rPr>
-        <w:t>'</w:t>
+        <w:t>'登录主机'</w:t>
       </w:r>
       <w:r>
         <w:rPr>
@@ -875,7 +875,25 @@
           <w:color w:val="4D4D4D"/>
           <w:shd w:val="clear" w:color="auto" w:fill="FFFFFF"/>
         </w:rPr>
-        <w:t>@</w:t>
+        <w:t>;</w:t>
+      </w:r>
+    </w:p>
+    <w:p>
+      <w:pPr>
+        <w:ind w:firstLine="480"/>
+        <w:rPr>
+          <w:rFonts w:ascii="微软雅黑" w:eastAsia="微软雅黑" w:hAnsi="微软雅黑"/>
+          <w:color w:val="4D4D4D"/>
+          <w:shd w:val="clear" w:color="auto" w:fill="FFFFFF"/>
+        </w:rPr>
+      </w:pPr>
+      <w:r>
+        <w:rPr>
+          <w:rFonts w:ascii="微软雅黑" w:eastAsia="微软雅黑" w:hAnsi="微软雅黑"/>
+          <w:color w:val="4D4D4D"/>
+          <w:shd w:val="clear" w:color="auto" w:fill="FFFFFF"/>
+        </w:rPr>
+        <w:t xml:space="preserve">drop user </w:t>
       </w:r>
       <w:r>
         <w:rPr>
@@ -883,7 +901,15 @@
           <w:color w:val="4D4D4D"/>
           <w:shd w:val="clear" w:color="auto" w:fill="FFFFFF"/>
         </w:rPr>
-        <w:t>'登录主机</w:t>
+        <w:t>'w</w:t>
+      </w:r>
+      <w:r>
+        <w:rPr>
+          <w:rFonts w:ascii="微软雅黑" w:eastAsia="微软雅黑" w:hAnsi="微软雅黑"/>
+          <w:color w:val="4D4D4D"/>
+          <w:shd w:val="clear" w:color="auto" w:fill="FFFFFF"/>
+        </w:rPr>
+        <w:t>ang</w:t>
       </w:r>
       <w:r>
         <w:rPr>
@@ -899,112 +925,46 @@
           <w:color w:val="4D4D4D"/>
           <w:shd w:val="clear" w:color="auto" w:fill="FFFFFF"/>
         </w:rPr>
-        <w:t>;</w:t>
-      </w:r>
-    </w:p>
-    <w:p>
-      <w:pPr>
-        <w:ind w:firstLine="480"/>
+        <w:t>@</w:t>
+      </w:r>
+      <w:r>
+        <w:rPr>
+          <w:rFonts w:ascii="微软雅黑" w:eastAsia="微软雅黑" w:hAnsi="微软雅黑" w:hint="eastAsia"/>
+          <w:color w:val="4D4D4D"/>
+          <w:shd w:val="clear" w:color="auto" w:fill="FFFFFF"/>
+        </w:rPr>
+        <w:t>'1</w:t>
+      </w:r>
+      <w:r>
         <w:rPr>
           <w:rFonts w:ascii="微软雅黑" w:eastAsia="微软雅黑" w:hAnsi="微软雅黑"/>
           <w:color w:val="4D4D4D"/>
           <w:shd w:val="clear" w:color="auto" w:fill="FFFFFF"/>
         </w:rPr>
-      </w:pPr>
+        <w:t>92.168.101.148</w:t>
+      </w:r>
+      <w:r>
+        <w:rPr>
+          <w:rFonts w:ascii="微软雅黑" w:eastAsia="微软雅黑" w:hAnsi="微软雅黑" w:hint="eastAsia"/>
+          <w:color w:val="4D4D4D"/>
+          <w:shd w:val="clear" w:color="auto" w:fill="FFFFFF"/>
+        </w:rPr>
+        <w:t>'</w:t>
+      </w:r>
       <w:r>
         <w:rPr>
           <w:rFonts w:ascii="微软雅黑" w:eastAsia="微软雅黑" w:hAnsi="微软雅黑"/>
           <w:color w:val="4D4D4D"/>
           <w:shd w:val="clear" w:color="auto" w:fill="FFFFFF"/>
         </w:rPr>
-        <w:t xml:space="preserve">drop user </w:t>
-      </w:r>
-      <w:r>
-        <w:rPr>
-          <w:rFonts w:ascii="微软雅黑" w:eastAsia="微软雅黑" w:hAnsi="微软雅黑" w:hint="eastAsia"/>
-          <w:color w:val="4D4D4D"/>
-          <w:shd w:val="clear" w:color="auto" w:fill="FFFFFF"/>
-        </w:rPr>
-        <w:t>'</w:t>
-      </w:r>
-      <w:r>
-        <w:rPr>
-          <w:rFonts w:ascii="微软雅黑" w:eastAsia="微软雅黑" w:hAnsi="微软雅黑" w:hint="eastAsia"/>
-          <w:color w:val="4D4D4D"/>
-          <w:shd w:val="clear" w:color="auto" w:fill="FFFFFF"/>
-        </w:rPr>
-        <w:t>w</w:t>
-      </w:r>
-      <w:r>
+        <w:t>;</w:t>
+      </w:r>
+    </w:p>
+    <w:p>
+      <w:pPr>
+        <w:ind w:firstLineChars="0" w:firstLine="0"/>
         <w:rPr>
           <w:rFonts w:ascii="微软雅黑" w:eastAsia="微软雅黑" w:hAnsi="微软雅黑"/>
-          <w:color w:val="4D4D4D"/>
-          <w:shd w:val="clear" w:color="auto" w:fill="FFFFFF"/>
-        </w:rPr>
-        <w:t>ang</w:t>
-      </w:r>
-      <w:r>
-        <w:rPr>
-          <w:rFonts w:ascii="微软雅黑" w:eastAsia="微软雅黑" w:hAnsi="微软雅黑" w:hint="eastAsia"/>
-          <w:color w:val="4D4D4D"/>
-          <w:shd w:val="clear" w:color="auto" w:fill="FFFFFF"/>
-        </w:rPr>
-        <w:t>'</w:t>
-      </w:r>
-      <w:r>
-        <w:rPr>
-          <w:rFonts w:ascii="微软雅黑" w:eastAsia="微软雅黑" w:hAnsi="微软雅黑"/>
-          <w:color w:val="4D4D4D"/>
-          <w:shd w:val="clear" w:color="auto" w:fill="FFFFFF"/>
-        </w:rPr>
-        <w:t>@</w:t>
-      </w:r>
-      <w:r>
-        <w:rPr>
-          <w:rFonts w:ascii="微软雅黑" w:eastAsia="微软雅黑" w:hAnsi="微软雅黑" w:hint="eastAsia"/>
-          <w:color w:val="4D4D4D"/>
-          <w:shd w:val="clear" w:color="auto" w:fill="FFFFFF"/>
-        </w:rPr>
-        <w:t>'</w:t>
-      </w:r>
-      <w:r>
-        <w:rPr>
-          <w:rFonts w:ascii="微软雅黑" w:eastAsia="微软雅黑" w:hAnsi="微软雅黑" w:hint="eastAsia"/>
-          <w:color w:val="4D4D4D"/>
-          <w:shd w:val="clear" w:color="auto" w:fill="FFFFFF"/>
-        </w:rPr>
-        <w:t>1</w:t>
-      </w:r>
-      <w:r>
-        <w:rPr>
-          <w:rFonts w:ascii="微软雅黑" w:eastAsia="微软雅黑" w:hAnsi="微软雅黑"/>
-          <w:color w:val="4D4D4D"/>
-          <w:shd w:val="clear" w:color="auto" w:fill="FFFFFF"/>
-        </w:rPr>
-        <w:t>92.168.101.148</w:t>
-      </w:r>
-      <w:r>
-        <w:rPr>
-          <w:rFonts w:ascii="微软雅黑" w:eastAsia="微软雅黑" w:hAnsi="微软雅黑" w:hint="eastAsia"/>
-          <w:color w:val="4D4D4D"/>
-          <w:shd w:val="clear" w:color="auto" w:fill="FFFFFF"/>
-        </w:rPr>
-        <w:t>'</w:t>
-      </w:r>
-      <w:r>
-        <w:rPr>
-          <w:rFonts w:ascii="微软雅黑" w:eastAsia="微软雅黑" w:hAnsi="微软雅黑"/>
-          <w:color w:val="4D4D4D"/>
-          <w:shd w:val="clear" w:color="auto" w:fill="FFFFFF"/>
-        </w:rPr>
-        <w:t>;</w:t>
-      </w:r>
-    </w:p>
-    <w:p>
-      <w:pPr>
-        <w:ind w:firstLineChars="0" w:firstLine="0"/>
-        <w:rPr>
-          <w:rFonts w:ascii="微软雅黑" w:eastAsia="微软雅黑" w:hAnsi="微软雅黑" w:hint="eastAsia"/>
           <w:color w:val="4D4D4D"/>
           <w:shd w:val="clear" w:color="auto" w:fill="FFFFFF"/>
         </w:rPr>
@@ -1067,16 +1027,21 @@
         </w:rPr>
         <w:t>、查看用户权限</w:t>
       </w:r>
-    </w:p>
-    <w:p>
-      <w:pPr>
-        <w:ind w:firstLine="480"/>
-        <w:rPr>
-          <w:rFonts w:hint="eastAsia"/>
-        </w:rPr>
-      </w:pPr>
-      <w:r>
-        <w:t>Show grants for ‘</w:t>
+      <w:bookmarkStart w:id="0" w:name="_GoBack"/>
+      <w:bookmarkEnd w:id="0"/>
+    </w:p>
+    <w:p>
+      <w:pPr>
+        <w:ind w:firstLine="480"/>
+      </w:pPr>
+      <w:r>
+        <w:rPr>
+          <w:rFonts w:hint="eastAsia"/>
+        </w:rPr>
+        <w:t>s</w:t>
+      </w:r>
+      <w:r>
+        <w:t>how grants for ‘</w:t>
       </w:r>
       <w:r>
         <w:rPr>
@@ -1381,17 +1346,11 @@
     <w:p>
       <w:pPr>
         <w:ind w:firstLineChars="0" w:firstLine="0"/>
-        <w:rPr>
-          <w:rFonts w:hint="eastAsia"/>
-        </w:rPr>
-      </w:pPr>
-    </w:p>
-    <w:p>
-      <w:pPr>
-        <w:ind w:firstLine="480"/>
-        <w:rPr>
-          <w:rFonts w:hint="eastAsia"/>
-        </w:rPr>
+      </w:pPr>
+    </w:p>
+    <w:p>
+      <w:pPr>
+        <w:ind w:firstLine="480"/>
       </w:pPr>
       <w:r>
         <w:tab/>
@@ -1488,9 +1447,6 @@
     <w:p>
       <w:pPr>
         <w:pStyle w:val="2"/>
-        <w:rPr>
-          <w:rFonts w:hint="eastAsia"/>
-        </w:rPr>
       </w:pPr>
       <w:r>
         <w:rPr>
@@ -1498,8 +1454,6 @@
         </w:rPr>
         <w:t>三</w:t>
       </w:r>
-      <w:bookmarkStart w:id="0" w:name="_GoBack"/>
-      <w:bookmarkEnd w:id="0"/>
       <w:r>
         <w:rPr>
           <w:rFonts w:hint="eastAsia"/>
@@ -1633,7 +1587,6 @@
       <w:pPr>
         <w:ind w:firstLineChars="0" w:firstLine="0"/>
         <w:rPr>
-          <w:rFonts w:hint="eastAsia"/>
           <w:b/>
         </w:rPr>
       </w:pPr>
@@ -1662,9 +1615,6 @@
     <w:p>
       <w:pPr>
         <w:ind w:firstLine="480"/>
-        <w:rPr>
-          <w:rFonts w:hint="eastAsia"/>
-        </w:rPr>
       </w:pPr>
       <w:r>
         <w:tab/>
@@ -1802,8 +1752,6 @@
       </w:pPr>
       <w:r>
         <w:tab/>
-      </w:r>
-      <w:r>
         <w:t xml:space="preserve">describe </w:t>
       </w:r>
       <w:r>
@@ -1881,17 +1829,11 @@
     <w:p>
       <w:pPr>
         <w:ind w:firstLineChars="0" w:firstLine="0"/>
-        <w:rPr>
-          <w:rFonts w:hint="eastAsia"/>
-        </w:rPr>
       </w:pPr>
     </w:p>
     <w:p>
       <w:pPr>
         <w:pStyle w:val="3"/>
-        <w:rPr>
-          <w:rFonts w:hint="eastAsia"/>
-        </w:rPr>
       </w:pPr>
       <w:r>
         <w:lastRenderedPageBreak/>
@@ -1967,9 +1909,6 @@
       <w:pPr>
         <w:ind w:firstLineChars="0" w:firstLine="0"/>
         <w:jc w:val="center"/>
-        <w:rPr>
-          <w:rFonts w:hint="eastAsia"/>
-        </w:rPr>
       </w:pPr>
       <w:r>
         <w:rPr>
@@ -2018,21 +1957,23 @@
     <w:p>
       <w:pPr>
         <w:ind w:firstLine="480"/>
-        <w:rPr>
-          <w:rFonts w:hint="eastAsia"/>
-        </w:rPr>
       </w:pPr>
     </w:p>
     <w:p>
       <w:pPr>
         <w:ind w:firstLineChars="0" w:firstLine="0"/>
         <w:rPr>
-          <w:rFonts w:hint="eastAsia"/>
           <w:b/>
         </w:rPr>
       </w:pPr>
     </w:p>
     <w:sectPr>
+      <w:headerReference w:type="even" r:id="rId15"/>
+      <w:headerReference w:type="default" r:id="rId16"/>
+      <w:footerReference w:type="even" r:id="rId17"/>
+      <w:footerReference w:type="default" r:id="rId18"/>
+      <w:headerReference w:type="first" r:id="rId19"/>
+      <w:footerReference w:type="first" r:id="rId20"/>
       <w:pgSz w:w="11906" w:h="16838"/>
       <w:pgMar w:top="1440" w:right="1800" w:bottom="1440" w:left="1800" w:header="851" w:footer="992" w:gutter="0"/>
       <w:cols w:space="425"/>
@@ -2069,6 +2010,39 @@
 </w:endnotes>
 </file>
 
+<file path=word/footer1.xml><?xml version="1.0" encoding="utf-8"?>
+<w:ftr xmlns:wpc="http://schemas.microsoft.com/office/word/2010/wordprocessingCanvas" xmlns:cx="http://schemas.microsoft.com/office/drawing/2014/chartex" xmlns:mc="http://schemas.openxmlformats.org/markup-compatibility/2006" xmlns:o="urn:schemas-microsoft-com:office:office" xmlns:r="http://schemas.openxmlformats.org/officeDocument/2006/relationships" xmlns:m="http://schemas.openxmlformats.org/officeDocument/2006/math" xmlns:v="urn:schemas-microsoft-com:vml" xmlns:wp14="http://schemas.microsoft.com/office/word/2010/wordprocessingDrawing" xmlns:wp="http://schemas.openxmlformats.org/drawingml/2006/wordprocessingDrawing" xmlns:w10="urn:schemas-microsoft-com:office:word" xmlns:w="http://schemas.openxmlformats.org/wordprocessingml/2006/main" xmlns:w14="http://schemas.microsoft.com/office/word/2010/wordml" xmlns:w15="http://schemas.microsoft.com/office/word/2012/wordml" xmlns:w16se="http://schemas.microsoft.com/office/word/2015/wordml/symex" xmlns:wpg="http://schemas.microsoft.com/office/word/2010/wordprocessingGroup" xmlns:wpi="http://schemas.microsoft.com/office/word/2010/wordprocessingInk" xmlns:wne="http://schemas.microsoft.com/office/word/2006/wordml" xmlns:wps="http://schemas.microsoft.com/office/word/2010/wordprocessingShape" mc:Ignorable="w14 w15 w16se wp14">
+  <w:p>
+    <w:pPr>
+      <w:pStyle w:val="a5"/>
+      <w:ind w:firstLine="360"/>
+    </w:pPr>
+  </w:p>
+</w:ftr>
+</file>
+
+<file path=word/footer2.xml><?xml version="1.0" encoding="utf-8"?>
+<w:ftr xmlns:wpc="http://schemas.microsoft.com/office/word/2010/wordprocessingCanvas" xmlns:cx="http://schemas.microsoft.com/office/drawing/2014/chartex" xmlns:mc="http://schemas.openxmlformats.org/markup-compatibility/2006" xmlns:o="urn:schemas-microsoft-com:office:office" xmlns:r="http://schemas.openxmlformats.org/officeDocument/2006/relationships" xmlns:m="http://schemas.openxmlformats.org/officeDocument/2006/math" xmlns:v="urn:schemas-microsoft-com:vml" xmlns:wp14="http://schemas.microsoft.com/office/word/2010/wordprocessingDrawing" xmlns:wp="http://schemas.openxmlformats.org/drawingml/2006/wordprocessingDrawing" xmlns:w10="urn:schemas-microsoft-com:office:word" xmlns:w="http://schemas.openxmlformats.org/wordprocessingml/2006/main" xmlns:w14="http://schemas.microsoft.com/office/word/2010/wordml" xmlns:w15="http://schemas.microsoft.com/office/word/2012/wordml" xmlns:w16se="http://schemas.microsoft.com/office/word/2015/wordml/symex" xmlns:wpg="http://schemas.microsoft.com/office/word/2010/wordprocessingGroup" xmlns:wpi="http://schemas.microsoft.com/office/word/2010/wordprocessingInk" xmlns:wne="http://schemas.microsoft.com/office/word/2006/wordml" xmlns:wps="http://schemas.microsoft.com/office/word/2010/wordprocessingShape" mc:Ignorable="w14 w15 w16se wp14">
+  <w:p>
+    <w:pPr>
+      <w:pStyle w:val="a5"/>
+      <w:ind w:firstLine="360"/>
+    </w:pPr>
+  </w:p>
+</w:ftr>
+</file>
+
+<file path=word/footer3.xml><?xml version="1.0" encoding="utf-8"?>
+<w:ftr xmlns:wpc="http://schemas.microsoft.com/office/word/2010/wordprocessingCanvas" xmlns:cx="http://schemas.microsoft.com/office/drawing/2014/chartex" xmlns:mc="http://schemas.openxmlformats.org/markup-compatibility/2006" xmlns:o="urn:schemas-microsoft-com:office:office" xmlns:r="http://schemas.openxmlformats.org/officeDocument/2006/relationships" xmlns:m="http://schemas.openxmlformats.org/officeDocument/2006/math" xmlns:v="urn:schemas-microsoft-com:vml" xmlns:wp14="http://schemas.microsoft.com/office/word/2010/wordprocessingDrawing" xmlns:wp="http://schemas.openxmlformats.org/drawingml/2006/wordprocessingDrawing" xmlns:w10="urn:schemas-microsoft-com:office:word" xmlns:w="http://schemas.openxmlformats.org/wordprocessingml/2006/main" xmlns:w14="http://schemas.microsoft.com/office/word/2010/wordml" xmlns:w15="http://schemas.microsoft.com/office/word/2012/wordml" xmlns:w16se="http://schemas.microsoft.com/office/word/2015/wordml/symex" xmlns:wpg="http://schemas.microsoft.com/office/word/2010/wordprocessingGroup" xmlns:wpi="http://schemas.microsoft.com/office/word/2010/wordprocessingInk" xmlns:wne="http://schemas.microsoft.com/office/word/2006/wordml" xmlns:wps="http://schemas.microsoft.com/office/word/2010/wordprocessingShape" mc:Ignorable="w14 w15 w16se wp14">
+  <w:p>
+    <w:pPr>
+      <w:pStyle w:val="a5"/>
+      <w:ind w:firstLine="360"/>
+    </w:pPr>
+  </w:p>
+</w:ftr>
+</file>
+
 <file path=word/footnotes.xml><?xml version="1.0" encoding="utf-8"?>
 <w:footnotes xmlns:wpc="http://schemas.microsoft.com/office/word/2010/wordprocessingCanvas" xmlns:cx="http://schemas.microsoft.com/office/drawing/2014/chartex" xmlns:mc="http://schemas.openxmlformats.org/markup-compatibility/2006" xmlns:o="urn:schemas-microsoft-com:office:office" xmlns:r="http://schemas.openxmlformats.org/officeDocument/2006/relationships" xmlns:m="http://schemas.openxmlformats.org/officeDocument/2006/math" xmlns:v="urn:schemas-microsoft-com:vml" xmlns:wp14="http://schemas.microsoft.com/office/word/2010/wordprocessingDrawing" xmlns:wp="http://schemas.openxmlformats.org/drawingml/2006/wordprocessingDrawing" xmlns:w10="urn:schemas-microsoft-com:office:word" xmlns:w="http://schemas.openxmlformats.org/wordprocessingml/2006/main" xmlns:w14="http://schemas.microsoft.com/office/word/2010/wordml" xmlns:w15="http://schemas.microsoft.com/office/word/2012/wordml" xmlns:w16se="http://schemas.microsoft.com/office/word/2015/wordml/symex" xmlns:wpg="http://schemas.microsoft.com/office/word/2010/wordprocessingGroup" xmlns:wpi="http://schemas.microsoft.com/office/word/2010/wordprocessingInk" xmlns:wne="http://schemas.microsoft.com/office/word/2006/wordml" xmlns:wps="http://schemas.microsoft.com/office/word/2010/wordprocessingShape" mc:Ignorable="w14 w15 w16se wp14">
   <w:footnote w:type="separator" w:id="-1">
@@ -2094,6 +2068,39 @@
     </w:p>
   </w:footnote>
 </w:footnotes>
+</file>
+
+<file path=word/header1.xml><?xml version="1.0" encoding="utf-8"?>
+<w:hdr xmlns:wpc="http://schemas.microsoft.com/office/word/2010/wordprocessingCanvas" xmlns:cx="http://schemas.microsoft.com/office/drawing/2014/chartex" xmlns:mc="http://schemas.openxmlformats.org/markup-compatibility/2006" xmlns:o="urn:schemas-microsoft-com:office:office" xmlns:r="http://schemas.openxmlformats.org/officeDocument/2006/relationships" xmlns:m="http://schemas.openxmlformats.org/officeDocument/2006/math" xmlns:v="urn:schemas-microsoft-com:vml" xmlns:wp14="http://schemas.microsoft.com/office/word/2010/wordprocessingDrawing" xmlns:wp="http://schemas.openxmlformats.org/drawingml/2006/wordprocessingDrawing" xmlns:w10="urn:schemas-microsoft-com:office:word" xmlns:w="http://schemas.openxmlformats.org/wordprocessingml/2006/main" xmlns:w14="http://schemas.microsoft.com/office/word/2010/wordml" xmlns:w15="http://schemas.microsoft.com/office/word/2012/wordml" xmlns:w16se="http://schemas.microsoft.com/office/word/2015/wordml/symex" xmlns:wpg="http://schemas.microsoft.com/office/word/2010/wordprocessingGroup" xmlns:wpi="http://schemas.microsoft.com/office/word/2010/wordprocessingInk" xmlns:wne="http://schemas.microsoft.com/office/word/2006/wordml" xmlns:wps="http://schemas.microsoft.com/office/word/2010/wordprocessingShape" mc:Ignorable="w14 w15 w16se wp14">
+  <w:p>
+    <w:pPr>
+      <w:pStyle w:val="a3"/>
+      <w:ind w:firstLine="360"/>
+    </w:pPr>
+  </w:p>
+</w:hdr>
+</file>
+
+<file path=word/header2.xml><?xml version="1.0" encoding="utf-8"?>
+<w:hdr xmlns:wpc="http://schemas.microsoft.com/office/word/2010/wordprocessingCanvas" xmlns:cx="http://schemas.microsoft.com/office/drawing/2014/chartex" xmlns:mc="http://schemas.openxmlformats.org/markup-compatibility/2006" xmlns:o="urn:schemas-microsoft-com:office:office" xmlns:r="http://schemas.openxmlformats.org/officeDocument/2006/relationships" xmlns:m="http://schemas.openxmlformats.org/officeDocument/2006/math" xmlns:v="urn:schemas-microsoft-com:vml" xmlns:wp14="http://schemas.microsoft.com/office/word/2010/wordprocessingDrawing" xmlns:wp="http://schemas.openxmlformats.org/drawingml/2006/wordprocessingDrawing" xmlns:w10="urn:schemas-microsoft-com:office:word" xmlns:w="http://schemas.openxmlformats.org/wordprocessingml/2006/main" xmlns:w14="http://schemas.microsoft.com/office/word/2010/wordml" xmlns:w15="http://schemas.microsoft.com/office/word/2012/wordml" xmlns:w16se="http://schemas.microsoft.com/office/word/2015/wordml/symex" xmlns:wpg="http://schemas.microsoft.com/office/word/2010/wordprocessingGroup" xmlns:wpi="http://schemas.microsoft.com/office/word/2010/wordprocessingInk" xmlns:wne="http://schemas.microsoft.com/office/word/2006/wordml" xmlns:wps="http://schemas.microsoft.com/office/word/2010/wordprocessingShape" mc:Ignorable="w14 w15 w16se wp14">
+  <w:p>
+    <w:pPr>
+      <w:pStyle w:val="a3"/>
+      <w:ind w:firstLine="360"/>
+    </w:pPr>
+  </w:p>
+</w:hdr>
+</file>
+
+<file path=word/header3.xml><?xml version="1.0" encoding="utf-8"?>
+<w:hdr xmlns:wpc="http://schemas.microsoft.com/office/word/2010/wordprocessingCanvas" xmlns:cx="http://schemas.microsoft.com/office/drawing/2014/chartex" xmlns:mc="http://schemas.openxmlformats.org/markup-compatibility/2006" xmlns:o="urn:schemas-microsoft-com:office:office" xmlns:r="http://schemas.openxmlformats.org/officeDocument/2006/relationships" xmlns:m="http://schemas.openxmlformats.org/officeDocument/2006/math" xmlns:v="urn:schemas-microsoft-com:vml" xmlns:wp14="http://schemas.microsoft.com/office/word/2010/wordprocessingDrawing" xmlns:wp="http://schemas.openxmlformats.org/drawingml/2006/wordprocessingDrawing" xmlns:w10="urn:schemas-microsoft-com:office:word" xmlns:w="http://schemas.openxmlformats.org/wordprocessingml/2006/main" xmlns:w14="http://schemas.microsoft.com/office/word/2010/wordml" xmlns:w15="http://schemas.microsoft.com/office/word/2012/wordml" xmlns:w16se="http://schemas.microsoft.com/office/word/2015/wordml/symex" xmlns:wpg="http://schemas.microsoft.com/office/word/2010/wordprocessingGroup" xmlns:wpi="http://schemas.microsoft.com/office/word/2010/wordprocessingInk" xmlns:wne="http://schemas.microsoft.com/office/word/2006/wordml" xmlns:wps="http://schemas.microsoft.com/office/word/2010/wordprocessingShape" mc:Ignorable="w14 w15 w16se wp14">
+  <w:p>
+    <w:pPr>
+      <w:pStyle w:val="a3"/>
+      <w:ind w:firstLine="360"/>
+    </w:pPr>
+  </w:p>
+</w:hdr>
 </file>
 
 <file path=word/styles.xml><?xml version="1.0" encoding="utf-8"?>
@@ -2544,6 +2551,7 @@
   <w:style w:type="character" w:default="1" w:styleId="a0">
     <w:name w:val="Default Paragraph Font"/>
     <w:uiPriority w:val="1"/>
+    <w:semiHidden/>
     <w:unhideWhenUsed/>
   </w:style>
   <w:style w:type="table" w:default="1" w:styleId="a1">

--- a/mysql/Mysql_Liunx/Mysql命令详解.docx
+++ b/mysql/Mysql_Liunx/Mysql命令详解.docx
@@ -4,10 +4,33 @@
   <w:body>
     <w:p>
       <w:pPr>
-        <w:pStyle w:val="2"/>
-      </w:pPr>
+        <w:pStyle w:val="1"/>
+        <w:spacing w:before="0" w:after="0"/>
+        <w:ind w:firstLine="883"/>
+        <w:jc w:val="center"/>
+      </w:pPr>
+      <w:r>
+        <w:rPr>
+          <w:rFonts w:hint="eastAsia"/>
+        </w:rPr>
+        <w:t>Mysql</w:t>
+      </w:r>
+      <w:r>
+        <w:t xml:space="preserve"> </w:t>
+      </w:r>
+      <w:r>
+        <w:rPr>
+          <w:rFonts w:hint="eastAsia"/>
+        </w:rPr>
+        <w:t>命令详解</w:t>
+      </w:r>
       <w:bookmarkStart w:id="0" w:name="_GoBack"/>
       <w:bookmarkEnd w:id="0"/>
+    </w:p>
+    <w:p>
+      <w:pPr>
+        <w:pStyle w:val="2"/>
+      </w:pPr>
       <w:r>
         <w:rPr>
           <w:rFonts w:hint="eastAsia"/>
@@ -504,9 +527,6 @@
     <w:p>
       <w:pPr>
         <w:ind w:firstLine="480"/>
-        <w:rPr>
-          <w:rFonts w:hint="eastAsia"/>
-        </w:rPr>
       </w:pPr>
       <w:r>
         <w:rPr>
@@ -954,9 +974,6 @@
     <w:p>
       <w:pPr>
         <w:ind w:firstLine="480"/>
-        <w:rPr>
-          <w:rFonts w:hint="eastAsia"/>
-        </w:rPr>
       </w:pPr>
       <w:r>
         <w:t>密码</w:t>
@@ -1655,7 +1672,6 @@
         <w:ind w:firstLineChars="0" w:firstLine="0"/>
         <w:jc w:val="center"/>
         <w:rPr>
-          <w:rFonts w:hint="eastAsia"/>
           <w:sz w:val="22"/>
         </w:rPr>
       </w:pPr>
@@ -1708,7 +1724,6 @@
         <w:ind w:firstLineChars="0" w:firstLine="0"/>
         <w:jc w:val="center"/>
         <w:rPr>
-          <w:rFonts w:hint="eastAsia"/>
           <w:b/>
         </w:rPr>
       </w:pPr>
@@ -1906,9 +1921,6 @@
     <w:p>
       <w:pPr>
         <w:ind w:firstLine="480"/>
-        <w:rPr>
-          <w:rFonts w:hint="eastAsia"/>
-        </w:rPr>
       </w:pPr>
     </w:p>
     <w:p>
@@ -1944,9 +1956,6 @@
     <w:p>
       <w:pPr>
         <w:ind w:firstLineChars="0" w:firstLine="0"/>
-        <w:rPr>
-          <w:rFonts w:hint="eastAsia"/>
-        </w:rPr>
       </w:pPr>
       <w:r>
         <w:rPr>
@@ -2198,9 +2207,6 @@
     <w:p>
       <w:pPr>
         <w:ind w:firstLine="480"/>
-        <w:rPr>
-          <w:rFonts w:hint="eastAsia"/>
-        </w:rPr>
       </w:pPr>
       <w:r>
         <w:rPr>
@@ -2248,9 +2254,6 @@
     <w:p>
       <w:pPr>
         <w:ind w:firstLine="480"/>
-        <w:rPr>
-          <w:rFonts w:hint="eastAsia"/>
-        </w:rPr>
       </w:pPr>
       <w:r>
         <w:rPr>
@@ -2330,9 +2333,6 @@
     <w:p>
       <w:pPr>
         <w:ind w:left="360" w:firstLine="480"/>
-        <w:rPr>
-          <w:rFonts w:hint="eastAsia"/>
-        </w:rPr>
       </w:pPr>
       <w:r>
         <w:rPr>
@@ -2357,9 +2357,6 @@
       <w:pPr>
         <w:ind w:firstLine="480"/>
         <w:jc w:val="center"/>
-        <w:rPr>
-          <w:rFonts w:hint="eastAsia"/>
-        </w:rPr>
       </w:pPr>
       <w:r>
         <w:rPr>
@@ -2536,9 +2533,6 @@
     <w:p>
       <w:pPr>
         <w:ind w:firstLine="480"/>
-        <w:rPr>
-          <w:rFonts w:hint="eastAsia"/>
-        </w:rPr>
       </w:pPr>
       <w:r>
         <w:rPr>
